--- a/API Endpoints.docx
+++ b/API Endpoints.docx
@@ -194,7 +194,15 @@
           </w:tcPr>
           <w:p>
             <w:r>
-              <w:t>/api/auth/register</w:t>
+              <w:t>/</w:t>
+            </w:r>
+            <w:proofErr w:type="spellStart"/>
+            <w:r>
+              <w:t>api</w:t>
+            </w:r>
+            <w:proofErr w:type="spellEnd"/>
+            <w:r>
+              <w:t>/auth/register</w:t>
             </w:r>
           </w:p>
         </w:tc>
@@ -236,11 +244,16 @@
           </w:tcPr>
           <w:p>
             <w:r>
-              <w:t>Name, surname, cell</w:t>
+              <w:t xml:space="preserve">Name, surname, </w:t>
+            </w:r>
+            <w:proofErr w:type="spellStart"/>
+            <w:r>
+              <w:t>cell</w:t>
             </w:r>
             <w:r>
               <w:t>phone</w:t>
             </w:r>
+            <w:proofErr w:type="spellEnd"/>
             <w:r>
               <w:t xml:space="preserve"> number, password, role</w:t>
             </w:r>
@@ -289,7 +302,15 @@
           </w:tcPr>
           <w:p>
             <w:r>
-              <w:t>/api/auth/login</w:t>
+              <w:t>/</w:t>
+            </w:r>
+            <w:proofErr w:type="spellStart"/>
+            <w:r>
+              <w:t>api</w:t>
+            </w:r>
+            <w:proofErr w:type="spellEnd"/>
+            <w:r>
+              <w:t>/auth/login</w:t>
             </w:r>
           </w:p>
         </w:tc>
@@ -377,7 +398,15 @@
           </w:tcPr>
           <w:p>
             <w:r>
-              <w:t>/api/profile</w:t>
+              <w:t>/</w:t>
+            </w:r>
+            <w:proofErr w:type="spellStart"/>
+            <w:r>
+              <w:t>api</w:t>
+            </w:r>
+            <w:proofErr w:type="spellEnd"/>
+            <w:r>
+              <w:t>/profile</w:t>
             </w:r>
           </w:p>
         </w:tc>
@@ -465,7 +494,15 @@
           </w:tcPr>
           <w:p>
             <w:r>
-              <w:t>/api/profile</w:t>
+              <w:t>/</w:t>
+            </w:r>
+            <w:proofErr w:type="spellStart"/>
+            <w:r>
+              <w:t>api</w:t>
+            </w:r>
+            <w:proofErr w:type="spellEnd"/>
+            <w:r>
+              <w:t>/profile</w:t>
             </w:r>
           </w:p>
         </w:tc>
@@ -501,11 +538,16 @@
           </w:tcPr>
           <w:p>
             <w:r>
-              <w:t>Name, surname, cell</w:t>
+              <w:t xml:space="preserve">Name, surname, </w:t>
+            </w:r>
+            <w:proofErr w:type="spellStart"/>
+            <w:r>
+              <w:t>cell</w:t>
             </w:r>
             <w:r>
               <w:t>phone</w:t>
             </w:r>
+            <w:proofErr w:type="spellEnd"/>
             <w:r>
               <w:t xml:space="preserve"> number</w:t>
             </w:r>
@@ -559,7 +601,15 @@
           </w:tcPr>
           <w:p>
             <w:r>
-              <w:t>/api/events</w:t>
+              <w:t>/</w:t>
+            </w:r>
+            <w:proofErr w:type="spellStart"/>
+            <w:r>
+              <w:t>api</w:t>
+            </w:r>
+            <w:proofErr w:type="spellEnd"/>
+            <w:r>
+              <w:t>/events</w:t>
             </w:r>
           </w:p>
         </w:tc>
@@ -645,7 +695,15 @@
           </w:tcPr>
           <w:p>
             <w:r>
-              <w:t>/api/events</w:t>
+              <w:t>/</w:t>
+            </w:r>
+            <w:proofErr w:type="spellStart"/>
+            <w:r>
+              <w:t>api</w:t>
+            </w:r>
+            <w:proofErr w:type="spellEnd"/>
+            <w:r>
+              <w:t>/events</w:t>
             </w:r>
           </w:p>
         </w:tc>
@@ -680,9 +738,35 @@
             <w:hideMark/>
           </w:tcPr>
           <w:p>
-            <w:r>
-              <w:t>EnrollID, OrganiserCode, DateOfEvent, RouteInfo</w:t>
-            </w:r>
+            <w:proofErr w:type="spellStart"/>
+            <w:r>
+              <w:t>EnrollID</w:t>
+            </w:r>
+            <w:proofErr w:type="spellEnd"/>
+            <w:r>
+              <w:t xml:space="preserve">, </w:t>
+            </w:r>
+            <w:proofErr w:type="spellStart"/>
+            <w:r>
+              <w:t>OrganiserCode</w:t>
+            </w:r>
+            <w:proofErr w:type="spellEnd"/>
+            <w:r>
+              <w:t xml:space="preserve">, </w:t>
+            </w:r>
+            <w:proofErr w:type="spellStart"/>
+            <w:r>
+              <w:t>DateOfEvent</w:t>
+            </w:r>
+            <w:proofErr w:type="spellEnd"/>
+            <w:r>
+              <w:t xml:space="preserve">, </w:t>
+            </w:r>
+            <w:proofErr w:type="spellStart"/>
+            <w:r>
+              <w:t>RouteInfo</w:t>
+            </w:r>
+            <w:proofErr w:type="spellEnd"/>
           </w:p>
         </w:tc>
         <w:tc>
@@ -733,7 +817,25 @@
           </w:tcPr>
           <w:p>
             <w:r>
-              <w:t>/api/events/{eventId}</w:t>
+              <w:t>/</w:t>
+            </w:r>
+            <w:proofErr w:type="spellStart"/>
+            <w:proofErr w:type="gramStart"/>
+            <w:r>
+              <w:t>api</w:t>
+            </w:r>
+            <w:proofErr w:type="spellEnd"/>
+            <w:proofErr w:type="gramEnd"/>
+            <w:r>
+              <w:t>/events/{</w:t>
+            </w:r>
+            <w:proofErr w:type="spellStart"/>
+            <w:r>
+              <w:t>eventId</w:t>
+            </w:r>
+            <w:proofErr w:type="spellEnd"/>
+            <w:r>
+              <w:t>}</w:t>
             </w:r>
           </w:p>
         </w:tc>
@@ -817,7 +919,25 @@
           </w:tcPr>
           <w:p>
             <w:r>
-              <w:t>/api/events/{eventId}</w:t>
+              <w:t>/</w:t>
+            </w:r>
+            <w:proofErr w:type="spellStart"/>
+            <w:proofErr w:type="gramStart"/>
+            <w:r>
+              <w:t>api</w:t>
+            </w:r>
+            <w:proofErr w:type="spellEnd"/>
+            <w:proofErr w:type="gramEnd"/>
+            <w:r>
+              <w:t>/events/{</w:t>
+            </w:r>
+            <w:proofErr w:type="spellStart"/>
+            <w:r>
+              <w:t>eventId</w:t>
+            </w:r>
+            <w:proofErr w:type="spellEnd"/>
+            <w:r>
+              <w:t>}</w:t>
             </w:r>
           </w:p>
         </w:tc>
@@ -852,9 +972,27 @@
             <w:hideMark/>
           </w:tcPr>
           <w:p>
-            <w:r>
-              <w:t>EnrollID, DateOfEvent, RouteInfo</w:t>
-            </w:r>
+            <w:proofErr w:type="spellStart"/>
+            <w:r>
+              <w:t>EnrollID</w:t>
+            </w:r>
+            <w:proofErr w:type="spellEnd"/>
+            <w:r>
+              <w:t xml:space="preserve">, </w:t>
+            </w:r>
+            <w:proofErr w:type="spellStart"/>
+            <w:r>
+              <w:t>DateOfEvent</w:t>
+            </w:r>
+            <w:proofErr w:type="spellEnd"/>
+            <w:r>
+              <w:t xml:space="preserve">, </w:t>
+            </w:r>
+            <w:proofErr w:type="spellStart"/>
+            <w:r>
+              <w:t>RouteInfo</w:t>
+            </w:r>
+            <w:proofErr w:type="spellEnd"/>
           </w:p>
         </w:tc>
         <w:tc>
@@ -905,19 +1043,47 @@
           </w:tcPr>
           <w:p>
             <w:r>
-              <w:t>/api/events/{eventId}</w:t>
-            </w:r>
-          </w:p>
-        </w:tc>
-        <w:tc>
-          <w:tcPr>
-            <w:tcW w:w="0" w:type="auto"/>
-            <w:vAlign w:val="center"/>
-            <w:hideMark/>
-          </w:tcPr>
-          <w:p>
-            <w:r>
-              <w:t>Removes a event.</w:t>
+              <w:t>/</w:t>
+            </w:r>
+            <w:proofErr w:type="spellStart"/>
+            <w:proofErr w:type="gramStart"/>
+            <w:r>
+              <w:t>api</w:t>
+            </w:r>
+            <w:proofErr w:type="spellEnd"/>
+            <w:proofErr w:type="gramEnd"/>
+            <w:r>
+              <w:t>/events/{</w:t>
+            </w:r>
+            <w:proofErr w:type="spellStart"/>
+            <w:r>
+              <w:t>eventId</w:t>
+            </w:r>
+            <w:proofErr w:type="spellEnd"/>
+            <w:r>
+              <w:t>}</w:t>
+            </w:r>
+          </w:p>
+        </w:tc>
+        <w:tc>
+          <w:tcPr>
+            <w:tcW w:w="0" w:type="auto"/>
+            <w:vAlign w:val="center"/>
+            <w:hideMark/>
+          </w:tcPr>
+          <w:p>
+            <w:r>
+              <w:t xml:space="preserve">Removes </w:t>
+            </w:r>
+            <w:proofErr w:type="spellStart"/>
+            <w:proofErr w:type="gramStart"/>
+            <w:r>
+              <w:t>a</w:t>
+            </w:r>
+            <w:proofErr w:type="spellEnd"/>
+            <w:proofErr w:type="gramEnd"/>
+            <w:r>
+              <w:t xml:space="preserve"> event.</w:t>
             </w:r>
           </w:p>
         </w:tc>
@@ -991,7 +1157,15 @@
           </w:tcPr>
           <w:p>
             <w:r>
-              <w:t>/api/categories</w:t>
+              <w:t>/</w:t>
+            </w:r>
+            <w:proofErr w:type="spellStart"/>
+            <w:r>
+              <w:t>api</w:t>
+            </w:r>
+            <w:proofErr w:type="spellEnd"/>
+            <w:r>
+              <w:t>/categories</w:t>
             </w:r>
           </w:p>
         </w:tc>
@@ -1077,7 +1251,15 @@
           </w:tcPr>
           <w:p>
             <w:r>
-              <w:t>/api/categories</w:t>
+              <w:t>/</w:t>
+            </w:r>
+            <w:proofErr w:type="spellStart"/>
+            <w:r>
+              <w:t>api</w:t>
+            </w:r>
+            <w:proofErr w:type="spellEnd"/>
+            <w:r>
+              <w:t>/categories</w:t>
             </w:r>
           </w:p>
         </w:tc>
@@ -1112,9 +1294,19 @@
             <w:hideMark/>
           </w:tcPr>
           <w:p>
-            <w:r>
-              <w:t>CateID, CategoryName</w:t>
-            </w:r>
+            <w:proofErr w:type="spellStart"/>
+            <w:r>
+              <w:t>CateID</w:t>
+            </w:r>
+            <w:proofErr w:type="spellEnd"/>
+            <w:r>
+              <w:t xml:space="preserve">, </w:t>
+            </w:r>
+            <w:proofErr w:type="spellStart"/>
+            <w:r>
+              <w:t>CategoryName</w:t>
+            </w:r>
+            <w:proofErr w:type="spellEnd"/>
           </w:p>
         </w:tc>
         <w:tc>
@@ -1165,7 +1357,25 @@
           </w:tcPr>
           <w:p>
             <w:r>
-              <w:t>/api/categories/{cateId}</w:t>
+              <w:t>/</w:t>
+            </w:r>
+            <w:proofErr w:type="spellStart"/>
+            <w:proofErr w:type="gramStart"/>
+            <w:r>
+              <w:t>api</w:t>
+            </w:r>
+            <w:proofErr w:type="spellEnd"/>
+            <w:proofErr w:type="gramEnd"/>
+            <w:r>
+              <w:t>/categories/{</w:t>
+            </w:r>
+            <w:proofErr w:type="spellStart"/>
+            <w:r>
+              <w:t>cateId</w:t>
+            </w:r>
+            <w:proofErr w:type="spellEnd"/>
+            <w:r>
+              <w:t>}</w:t>
             </w:r>
           </w:p>
         </w:tc>
@@ -1200,9 +1410,11 @@
             <w:hideMark/>
           </w:tcPr>
           <w:p>
+            <w:proofErr w:type="spellStart"/>
             <w:r>
               <w:t>CategoryName</w:t>
             </w:r>
+            <w:proofErr w:type="spellEnd"/>
           </w:p>
         </w:tc>
         <w:tc>
@@ -1248,7 +1460,25 @@
           </w:tcPr>
           <w:p>
             <w:r>
-              <w:t>/api/categories/{cateId}</w:t>
+              <w:t>/</w:t>
+            </w:r>
+            <w:proofErr w:type="spellStart"/>
+            <w:proofErr w:type="gramStart"/>
+            <w:r>
+              <w:t>api</w:t>
+            </w:r>
+            <w:proofErr w:type="spellEnd"/>
+            <w:proofErr w:type="gramEnd"/>
+            <w:r>
+              <w:t>/categories/{</w:t>
+            </w:r>
+            <w:proofErr w:type="spellStart"/>
+            <w:r>
+              <w:t>cateId</w:t>
+            </w:r>
+            <w:proofErr w:type="spellEnd"/>
+            <w:r>
+              <w:t>}</w:t>
             </w:r>
           </w:p>
         </w:tc>
@@ -1331,7 +1561,19 @@
           </w:tcPr>
           <w:p>
             <w:r>
-              <w:t>/api/enrol</w:t>
+              <w:t>/</w:t>
+            </w:r>
+            <w:proofErr w:type="spellStart"/>
+            <w:r>
+              <w:t>api</w:t>
+            </w:r>
+            <w:proofErr w:type="spellEnd"/>
+            <w:r>
+              <w:t>/</w:t>
+            </w:r>
+            <w:proofErr w:type="spellStart"/>
+            <w:r>
+              <w:t>enrol</w:t>
             </w:r>
             <w:r>
               <w:t>l</w:t>
@@ -1339,23 +1581,32 @@
             <w:r>
               <w:t>ments</w:t>
             </w:r>
-          </w:p>
-        </w:tc>
-        <w:tc>
-          <w:tcPr>
-            <w:tcW w:w="0" w:type="auto"/>
-            <w:vAlign w:val="center"/>
-            <w:hideMark/>
-          </w:tcPr>
-          <w:p>
-            <w:r>
-              <w:t>Creates an enrol</w:t>
+            <w:proofErr w:type="spellEnd"/>
+          </w:p>
+        </w:tc>
+        <w:tc>
+          <w:tcPr>
+            <w:tcW w:w="0" w:type="auto"/>
+            <w:vAlign w:val="center"/>
+            <w:hideMark/>
+          </w:tcPr>
+          <w:p>
+            <w:r>
+              <w:t xml:space="preserve">Creates an </w:t>
+            </w:r>
+            <w:proofErr w:type="spellStart"/>
+            <w:r>
+              <w:t>enrol</w:t>
             </w:r>
             <w:r>
               <w:t>l</w:t>
             </w:r>
             <w:r>
-              <w:t>ment for a participant in a category.</w:t>
+              <w:t>ment</w:t>
+            </w:r>
+            <w:proofErr w:type="spellEnd"/>
+            <w:r>
+              <w:t xml:space="preserve"> for a participant in a category.</w:t>
             </w:r>
           </w:p>
         </w:tc>
@@ -1378,9 +1629,35 @@
             <w:hideMark/>
           </w:tcPr>
           <w:p>
-            <w:r>
-              <w:t>EnrollID, DateOfEnroll, PNumber, CateID</w:t>
-            </w:r>
+            <w:proofErr w:type="spellStart"/>
+            <w:r>
+              <w:t>EnrollID</w:t>
+            </w:r>
+            <w:proofErr w:type="spellEnd"/>
+            <w:r>
+              <w:t xml:space="preserve">, </w:t>
+            </w:r>
+            <w:proofErr w:type="spellStart"/>
+            <w:r>
+              <w:t>DateOfEnroll</w:t>
+            </w:r>
+            <w:proofErr w:type="spellEnd"/>
+            <w:r>
+              <w:t xml:space="preserve">, </w:t>
+            </w:r>
+            <w:proofErr w:type="spellStart"/>
+            <w:r>
+              <w:t>PNumber</w:t>
+            </w:r>
+            <w:proofErr w:type="spellEnd"/>
+            <w:r>
+              <w:t xml:space="preserve">, </w:t>
+            </w:r>
+            <w:proofErr w:type="spellStart"/>
+            <w:r>
+              <w:t>CateID</w:t>
+            </w:r>
+            <w:proofErr w:type="spellEnd"/>
           </w:p>
         </w:tc>
         <w:tc>
@@ -1391,13 +1668,21 @@
           </w:tcPr>
           <w:p>
             <w:r>
-              <w:t>201 Created – enrol</w:t>
+              <w:t xml:space="preserve">201 Created – </w:t>
+            </w:r>
+            <w:proofErr w:type="spellStart"/>
+            <w:r>
+              <w:t>enrol</w:t>
             </w:r>
             <w:r>
               <w:t>l</w:t>
             </w:r>
             <w:r>
-              <w:t>ment created</w:t>
+              <w:t>ment</w:t>
+            </w:r>
+            <w:proofErr w:type="spellEnd"/>
+            <w:r>
+              <w:t xml:space="preserve"> created</w:t>
             </w:r>
           </w:p>
           <w:p>
@@ -1443,7 +1728,19 @@
           </w:tcPr>
           <w:p>
             <w:r>
-              <w:t>/api/enrol</w:t>
+              <w:t>/</w:t>
+            </w:r>
+            <w:proofErr w:type="spellStart"/>
+            <w:r>
+              <w:t>api</w:t>
+            </w:r>
+            <w:proofErr w:type="spellEnd"/>
+            <w:r>
+              <w:t>/</w:t>
+            </w:r>
+            <w:proofErr w:type="spellStart"/>
+            <w:r>
+              <w:t>enrol</w:t>
             </w:r>
             <w:r>
               <w:t>l</w:t>
@@ -1451,23 +1748,32 @@
             <w:r>
               <w:t>ments</w:t>
             </w:r>
-          </w:p>
-        </w:tc>
-        <w:tc>
-          <w:tcPr>
-            <w:tcW w:w="0" w:type="auto"/>
-            <w:vAlign w:val="center"/>
-            <w:hideMark/>
-          </w:tcPr>
-          <w:p>
-            <w:r>
-              <w:t>Retrieves enro</w:t>
+            <w:proofErr w:type="spellEnd"/>
+          </w:p>
+        </w:tc>
+        <w:tc>
+          <w:tcPr>
+            <w:tcW w:w="0" w:type="auto"/>
+            <w:vAlign w:val="center"/>
+            <w:hideMark/>
+          </w:tcPr>
+          <w:p>
+            <w:r>
+              <w:t xml:space="preserve">Retrieves </w:t>
+            </w:r>
+            <w:proofErr w:type="spellStart"/>
+            <w:r>
+              <w:t>enro</w:t>
             </w:r>
             <w:r>
               <w:t>l</w:t>
             </w:r>
             <w:r>
-              <w:t>lment information.</w:t>
+              <w:t>lment</w:t>
+            </w:r>
+            <w:proofErr w:type="spellEnd"/>
+            <w:r>
+              <w:t xml:space="preserve"> information.</w:t>
             </w:r>
           </w:p>
         </w:tc>
@@ -1503,13 +1809,21 @@
           </w:tcPr>
           <w:p>
             <w:r>
-              <w:t>200 OK – enrol</w:t>
+              <w:t xml:space="preserve">200 OK – </w:t>
+            </w:r>
+            <w:proofErr w:type="spellStart"/>
+            <w:r>
+              <w:t>enrol</w:t>
             </w:r>
             <w:r>
               <w:t>l</w:t>
             </w:r>
             <w:r>
-              <w:t>ments returned</w:t>
+              <w:t>ments</w:t>
+            </w:r>
+            <w:proofErr w:type="spellEnd"/>
+            <w:r>
+              <w:t xml:space="preserve"> returned</w:t>
             </w:r>
           </w:p>
           <w:p>
@@ -1544,31 +1858,65 @@
           </w:tcPr>
           <w:p>
             <w:r>
-              <w:t>/api/enrol</w:t>
+              <w:t>/</w:t>
+            </w:r>
+            <w:proofErr w:type="spellStart"/>
+            <w:proofErr w:type="gramStart"/>
+            <w:r>
+              <w:t>api</w:t>
+            </w:r>
+            <w:proofErr w:type="spellEnd"/>
+            <w:proofErr w:type="gramEnd"/>
+            <w:r>
+              <w:t>/</w:t>
+            </w:r>
+            <w:proofErr w:type="spellStart"/>
+            <w:r>
+              <w:t>enrol</w:t>
             </w:r>
             <w:r>
               <w:t>l</w:t>
             </w:r>
             <w:r>
-              <w:t>ments/{enrollId}</w:t>
-            </w:r>
-          </w:p>
-        </w:tc>
-        <w:tc>
-          <w:tcPr>
-            <w:tcW w:w="0" w:type="auto"/>
-            <w:vAlign w:val="center"/>
-            <w:hideMark/>
-          </w:tcPr>
-          <w:p>
-            <w:r>
-              <w:t>Retrieves details of a specific enrol</w:t>
+              <w:t>ments</w:t>
+            </w:r>
+            <w:proofErr w:type="spellEnd"/>
+            <w:r>
+              <w:t>/{</w:t>
+            </w:r>
+            <w:proofErr w:type="spellStart"/>
+            <w:r>
+              <w:t>enrollId</w:t>
+            </w:r>
+            <w:proofErr w:type="spellEnd"/>
+            <w:r>
+              <w:t>}</w:t>
+            </w:r>
+          </w:p>
+        </w:tc>
+        <w:tc>
+          <w:tcPr>
+            <w:tcW w:w="0" w:type="auto"/>
+            <w:vAlign w:val="center"/>
+            <w:hideMark/>
+          </w:tcPr>
+          <w:p>
+            <w:r>
+              <w:t xml:space="preserve">Retrieves details of a specific </w:t>
+            </w:r>
+            <w:proofErr w:type="spellStart"/>
+            <w:r>
+              <w:t>enrol</w:t>
             </w:r>
             <w:r>
               <w:t>l</w:t>
             </w:r>
             <w:r>
-              <w:t>ment.</w:t>
+              <w:t>ment</w:t>
+            </w:r>
+            <w:proofErr w:type="spellEnd"/>
+            <w:r>
+              <w:t>.</w:t>
             </w:r>
           </w:p>
         </w:tc>
@@ -1604,24 +1952,40 @@
           </w:tcPr>
           <w:p>
             <w:r>
-              <w:t>200 OK – enrol</w:t>
+              <w:t xml:space="preserve">200 OK – </w:t>
+            </w:r>
+            <w:proofErr w:type="spellStart"/>
+            <w:r>
+              <w:t>enrol</w:t>
             </w:r>
             <w:r>
               <w:t>l</w:t>
             </w:r>
             <w:r>
-              <w:t>ment returned</w:t>
-            </w:r>
-          </w:p>
-          <w:p>
-            <w:r>
-              <w:t>404 Not Found – enrol</w:t>
+              <w:t>ment</w:t>
+            </w:r>
+            <w:proofErr w:type="spellEnd"/>
+            <w:r>
+              <w:t xml:space="preserve"> returned</w:t>
+            </w:r>
+          </w:p>
+          <w:p>
+            <w:r>
+              <w:t xml:space="preserve">404 Not Found – </w:t>
+            </w:r>
+            <w:proofErr w:type="spellStart"/>
+            <w:r>
+              <w:t>enrol</w:t>
             </w:r>
             <w:r>
               <w:t>l</w:t>
             </w:r>
             <w:r>
-              <w:t>ment does not exist</w:t>
+              <w:t>ment</w:t>
+            </w:r>
+            <w:proofErr w:type="spellEnd"/>
+            <w:r>
+              <w:t xml:space="preserve"> does not exist</w:t>
             </w:r>
           </w:p>
         </w:tc>
@@ -1651,31 +2015,65 @@
           </w:tcPr>
           <w:p>
             <w:r>
-              <w:t>/api/enrol</w:t>
+              <w:t>/</w:t>
+            </w:r>
+            <w:proofErr w:type="spellStart"/>
+            <w:proofErr w:type="gramStart"/>
+            <w:r>
+              <w:t>api</w:t>
+            </w:r>
+            <w:proofErr w:type="spellEnd"/>
+            <w:proofErr w:type="gramEnd"/>
+            <w:r>
+              <w:t>/</w:t>
+            </w:r>
+            <w:proofErr w:type="spellStart"/>
+            <w:r>
+              <w:t>enrol</w:t>
             </w:r>
             <w:r>
               <w:t>l</w:t>
             </w:r>
             <w:r>
-              <w:t>ments/{enrollId}</w:t>
-            </w:r>
-          </w:p>
-        </w:tc>
-        <w:tc>
-          <w:tcPr>
-            <w:tcW w:w="0" w:type="auto"/>
-            <w:vAlign w:val="center"/>
-            <w:hideMark/>
-          </w:tcPr>
-          <w:p>
-            <w:r>
-              <w:t>Updates an existing enrol</w:t>
+              <w:t>ments</w:t>
+            </w:r>
+            <w:proofErr w:type="spellEnd"/>
+            <w:r>
+              <w:t>/{</w:t>
+            </w:r>
+            <w:proofErr w:type="spellStart"/>
+            <w:r>
+              <w:t>enrollId</w:t>
+            </w:r>
+            <w:proofErr w:type="spellEnd"/>
+            <w:r>
+              <w:t>}</w:t>
+            </w:r>
+          </w:p>
+        </w:tc>
+        <w:tc>
+          <w:tcPr>
+            <w:tcW w:w="0" w:type="auto"/>
+            <w:vAlign w:val="center"/>
+            <w:hideMark/>
+          </w:tcPr>
+          <w:p>
+            <w:r>
+              <w:t xml:space="preserve">Updates an existing </w:t>
+            </w:r>
+            <w:proofErr w:type="spellStart"/>
+            <w:r>
+              <w:t>enrol</w:t>
             </w:r>
             <w:r>
               <w:t>l</w:t>
             </w:r>
             <w:r>
-              <w:t>ment.</w:t>
+              <w:t>ment</w:t>
+            </w:r>
+            <w:proofErr w:type="spellEnd"/>
+            <w:r>
+              <w:t>.</w:t>
             </w:r>
           </w:p>
         </w:tc>
@@ -1698,9 +2096,27 @@
             <w:hideMark/>
           </w:tcPr>
           <w:p>
-            <w:r>
-              <w:t>DateOfEnroll, PNumber, CateID</w:t>
-            </w:r>
+            <w:proofErr w:type="spellStart"/>
+            <w:r>
+              <w:t>DateOfEnroll</w:t>
+            </w:r>
+            <w:proofErr w:type="spellEnd"/>
+            <w:r>
+              <w:t xml:space="preserve">, </w:t>
+            </w:r>
+            <w:proofErr w:type="spellStart"/>
+            <w:r>
+              <w:t>PNumber</w:t>
+            </w:r>
+            <w:proofErr w:type="spellEnd"/>
+            <w:r>
+              <w:t xml:space="preserve">, </w:t>
+            </w:r>
+            <w:proofErr w:type="spellStart"/>
+            <w:r>
+              <w:t>CateID</w:t>
+            </w:r>
+            <w:proofErr w:type="spellEnd"/>
           </w:p>
         </w:tc>
         <w:tc>
@@ -1711,13 +2127,21 @@
           </w:tcPr>
           <w:p>
             <w:r>
-              <w:t>200 OK – enrol</w:t>
+              <w:t xml:space="preserve">200 OK – </w:t>
+            </w:r>
+            <w:proofErr w:type="spellStart"/>
+            <w:r>
+              <w:t>enrol</w:t>
             </w:r>
             <w:r>
               <w:t>l</w:t>
             </w:r>
             <w:r>
-              <w:t>ment updated</w:t>
+              <w:t>ment</w:t>
+            </w:r>
+            <w:proofErr w:type="spellEnd"/>
+            <w:r>
+              <w:t xml:space="preserve"> updated</w:t>
             </w:r>
           </w:p>
           <w:p>
@@ -1727,13 +2151,21 @@
           </w:p>
           <w:p>
             <w:r>
-              <w:t xml:space="preserve"> 404 Not Found – enro</w:t>
+              <w:t xml:space="preserve"> 404 Not Found – </w:t>
+            </w:r>
+            <w:proofErr w:type="spellStart"/>
+            <w:r>
+              <w:t>enro</w:t>
             </w:r>
             <w:r>
               <w:t>l</w:t>
             </w:r>
             <w:r>
-              <w:t>lment does not exist</w:t>
+              <w:t>lment</w:t>
+            </w:r>
+            <w:proofErr w:type="spellEnd"/>
+            <w:r>
+              <w:t xml:space="preserve"> does not exist</w:t>
             </w:r>
           </w:p>
         </w:tc>
@@ -1763,31 +2195,65 @@
           </w:tcPr>
           <w:p>
             <w:r>
-              <w:t>/api/enrol</w:t>
+              <w:t>/</w:t>
+            </w:r>
+            <w:proofErr w:type="spellStart"/>
+            <w:proofErr w:type="gramStart"/>
+            <w:r>
+              <w:t>api</w:t>
+            </w:r>
+            <w:proofErr w:type="spellEnd"/>
+            <w:proofErr w:type="gramEnd"/>
+            <w:r>
+              <w:t>/</w:t>
+            </w:r>
+            <w:proofErr w:type="spellStart"/>
+            <w:r>
+              <w:t>enrol</w:t>
             </w:r>
             <w:r>
               <w:t>l</w:t>
             </w:r>
             <w:r>
-              <w:t>ments/{enrollId}</w:t>
-            </w:r>
-          </w:p>
-        </w:tc>
-        <w:tc>
-          <w:tcPr>
-            <w:tcW w:w="0" w:type="auto"/>
-            <w:vAlign w:val="center"/>
-            <w:hideMark/>
-          </w:tcPr>
-          <w:p>
-            <w:r>
-              <w:t>Cancels/removes an enrol</w:t>
+              <w:t>ments</w:t>
+            </w:r>
+            <w:proofErr w:type="spellEnd"/>
+            <w:r>
+              <w:t>/{</w:t>
+            </w:r>
+            <w:proofErr w:type="spellStart"/>
+            <w:r>
+              <w:t>enrollId</w:t>
+            </w:r>
+            <w:proofErr w:type="spellEnd"/>
+            <w:r>
+              <w:t>}</w:t>
+            </w:r>
+          </w:p>
+        </w:tc>
+        <w:tc>
+          <w:tcPr>
+            <w:tcW w:w="0" w:type="auto"/>
+            <w:vAlign w:val="center"/>
+            <w:hideMark/>
+          </w:tcPr>
+          <w:p>
+            <w:r>
+              <w:t xml:space="preserve">Cancels/removes an </w:t>
+            </w:r>
+            <w:proofErr w:type="spellStart"/>
+            <w:r>
+              <w:t>enrol</w:t>
             </w:r>
             <w:r>
               <w:t>l</w:t>
             </w:r>
             <w:r>
-              <w:t>ment.</w:t>
+              <w:t>ment</w:t>
+            </w:r>
+            <w:proofErr w:type="spellEnd"/>
+            <w:r>
+              <w:t>.</w:t>
             </w:r>
           </w:p>
         </w:tc>
@@ -1826,24 +2292,40 @@
           </w:tcPr>
           <w:p>
             <w:r>
-              <w:t>204 No Content – enrol</w:t>
+              <w:t xml:space="preserve">204 No Content – </w:t>
+            </w:r>
+            <w:proofErr w:type="spellStart"/>
+            <w:r>
+              <w:t>enrol</w:t>
             </w:r>
             <w:r>
               <w:t>l</w:t>
             </w:r>
             <w:r>
-              <w:t>ment removed</w:t>
-            </w:r>
-          </w:p>
-          <w:p>
-            <w:r>
-              <w:t>404 Not Found – enrol</w:t>
+              <w:t>ment</w:t>
+            </w:r>
+            <w:proofErr w:type="spellEnd"/>
+            <w:r>
+              <w:t xml:space="preserve"> removed</w:t>
+            </w:r>
+          </w:p>
+          <w:p>
+            <w:r>
+              <w:t xml:space="preserve">404 Not Found – </w:t>
+            </w:r>
+            <w:proofErr w:type="spellStart"/>
+            <w:r>
+              <w:t>enrol</w:t>
             </w:r>
             <w:r>
               <w:t>l</w:t>
             </w:r>
             <w:r>
-              <w:t>ment does not exist</w:t>
+              <w:t>ment</w:t>
+            </w:r>
+            <w:proofErr w:type="spellEnd"/>
+            <w:r>
+              <w:t xml:space="preserve"> does not exist</w:t>
             </w:r>
           </w:p>
         </w:tc>
@@ -1873,25 +2355,41 @@
           </w:tcPr>
           <w:p>
             <w:r>
-              <w:t>/api/results</w:t>
-            </w:r>
-          </w:p>
-        </w:tc>
-        <w:tc>
-          <w:tcPr>
-            <w:tcW w:w="0" w:type="auto"/>
-            <w:vAlign w:val="center"/>
-            <w:hideMark/>
-          </w:tcPr>
-          <w:p>
-            <w:r>
-              <w:t>Records the result of a participant's event enrol</w:t>
+              <w:t>/</w:t>
+            </w:r>
+            <w:proofErr w:type="spellStart"/>
+            <w:r>
+              <w:t>api</w:t>
+            </w:r>
+            <w:proofErr w:type="spellEnd"/>
+            <w:r>
+              <w:t>/results</w:t>
+            </w:r>
+          </w:p>
+        </w:tc>
+        <w:tc>
+          <w:tcPr>
+            <w:tcW w:w="0" w:type="auto"/>
+            <w:vAlign w:val="center"/>
+            <w:hideMark/>
+          </w:tcPr>
+          <w:p>
+            <w:r>
+              <w:t xml:space="preserve">Records the result of a participant's event </w:t>
+            </w:r>
+            <w:proofErr w:type="spellStart"/>
+            <w:r>
+              <w:t>enrol</w:t>
             </w:r>
             <w:r>
               <w:t>l</w:t>
             </w:r>
             <w:r>
-              <w:t>ment.</w:t>
+              <w:t>ment</w:t>
+            </w:r>
+            <w:proofErr w:type="spellEnd"/>
+            <w:r>
+              <w:t>.</w:t>
             </w:r>
           </w:p>
         </w:tc>
@@ -1914,9 +2412,43 @@
             <w:hideMark/>
           </w:tcPr>
           <w:p>
-            <w:r>
-              <w:t>ResultsID, EnrollID, CateID, ResultsStatus, FinishingTime</w:t>
-            </w:r>
+            <w:proofErr w:type="spellStart"/>
+            <w:r>
+              <w:t>ResultsID</w:t>
+            </w:r>
+            <w:proofErr w:type="spellEnd"/>
+            <w:r>
+              <w:t xml:space="preserve">, </w:t>
+            </w:r>
+            <w:proofErr w:type="spellStart"/>
+            <w:r>
+              <w:t>EnrollID</w:t>
+            </w:r>
+            <w:proofErr w:type="spellEnd"/>
+            <w:r>
+              <w:t xml:space="preserve">, </w:t>
+            </w:r>
+            <w:proofErr w:type="spellStart"/>
+            <w:r>
+              <w:t>CateID</w:t>
+            </w:r>
+            <w:proofErr w:type="spellEnd"/>
+            <w:r>
+              <w:t xml:space="preserve">, </w:t>
+            </w:r>
+            <w:proofErr w:type="spellStart"/>
+            <w:r>
+              <w:t>ResultsStatus</w:t>
+            </w:r>
+            <w:proofErr w:type="spellEnd"/>
+            <w:r>
+              <w:t xml:space="preserve">, </w:t>
+            </w:r>
+            <w:proofErr w:type="spellStart"/>
+            <w:r>
+              <w:t>FinishingTime</w:t>
+            </w:r>
+            <w:proofErr w:type="spellEnd"/>
           </w:p>
         </w:tc>
         <w:tc>
@@ -1937,13 +2469,21 @@
           </w:p>
           <w:p>
             <w:r>
-              <w:t>404 Not Found – enrol</w:t>
+              <w:t xml:space="preserve">404 Not Found – </w:t>
+            </w:r>
+            <w:proofErr w:type="spellStart"/>
+            <w:r>
+              <w:t>enrol</w:t>
             </w:r>
             <w:r>
               <w:t>l</w:t>
             </w:r>
             <w:r>
-              <w:t>ment/category not found</w:t>
+              <w:t>ment</w:t>
+            </w:r>
+            <w:proofErr w:type="spellEnd"/>
+            <w:r>
+              <w:t>/category not found</w:t>
             </w:r>
           </w:p>
         </w:tc>
@@ -1973,7 +2513,15 @@
           </w:tcPr>
           <w:p>
             <w:r>
-              <w:t>/api/results</w:t>
+              <w:t>/</w:t>
+            </w:r>
+            <w:proofErr w:type="spellStart"/>
+            <w:r>
+              <w:t>api</w:t>
+            </w:r>
+            <w:proofErr w:type="spellEnd"/>
+            <w:r>
+              <w:t>/results</w:t>
             </w:r>
           </w:p>
         </w:tc>
@@ -2059,7 +2607,25 @@
           </w:tcPr>
           <w:p>
             <w:r>
-              <w:t>/api/results/{resultsId}</w:t>
+              <w:t>/</w:t>
+            </w:r>
+            <w:proofErr w:type="spellStart"/>
+            <w:proofErr w:type="gramStart"/>
+            <w:r>
+              <w:t>api</w:t>
+            </w:r>
+            <w:proofErr w:type="spellEnd"/>
+            <w:proofErr w:type="gramEnd"/>
+            <w:r>
+              <w:t>/results/{</w:t>
+            </w:r>
+            <w:proofErr w:type="spellStart"/>
+            <w:r>
+              <w:t>resultsId</w:t>
+            </w:r>
+            <w:proofErr w:type="spellEnd"/>
+            <w:r>
+              <w:t>}</w:t>
             </w:r>
           </w:p>
         </w:tc>
@@ -2148,7 +2714,25 @@
           </w:tcPr>
           <w:p>
             <w:r>
-              <w:t>/api/results/{resultsId}</w:t>
+              <w:t>/</w:t>
+            </w:r>
+            <w:proofErr w:type="spellStart"/>
+            <w:proofErr w:type="gramStart"/>
+            <w:r>
+              <w:t>api</w:t>
+            </w:r>
+            <w:proofErr w:type="spellEnd"/>
+            <w:proofErr w:type="gramEnd"/>
+            <w:r>
+              <w:t>/results/{</w:t>
+            </w:r>
+            <w:proofErr w:type="spellStart"/>
+            <w:r>
+              <w:t>resultsId</w:t>
+            </w:r>
+            <w:proofErr w:type="spellEnd"/>
+            <w:r>
+              <w:t>}</w:t>
             </w:r>
           </w:p>
         </w:tc>
@@ -2183,9 +2767,19 @@
             <w:hideMark/>
           </w:tcPr>
           <w:p>
-            <w:r>
-              <w:t>ResultsStatus, FinishingTime</w:t>
-            </w:r>
+            <w:proofErr w:type="spellStart"/>
+            <w:r>
+              <w:t>ResultsStatus</w:t>
+            </w:r>
+            <w:proofErr w:type="spellEnd"/>
+            <w:r>
+              <w:t xml:space="preserve">, </w:t>
+            </w:r>
+            <w:proofErr w:type="spellStart"/>
+            <w:r>
+              <w:t>FinishingTime</w:t>
+            </w:r>
+            <w:proofErr w:type="spellEnd"/>
           </w:p>
         </w:tc>
         <w:tc>
@@ -2237,7 +2831,25 @@
           </w:tcPr>
           <w:p>
             <w:r>
-              <w:t>/api/results/{resultsId}</w:t>
+              <w:t>/</w:t>
+            </w:r>
+            <w:proofErr w:type="spellStart"/>
+            <w:proofErr w:type="gramStart"/>
+            <w:r>
+              <w:t>api</w:t>
+            </w:r>
+            <w:proofErr w:type="spellEnd"/>
+            <w:proofErr w:type="gramEnd"/>
+            <w:r>
+              <w:t>/results/{</w:t>
+            </w:r>
+            <w:proofErr w:type="spellStart"/>
+            <w:r>
+              <w:t>resultsId</w:t>
+            </w:r>
+            <w:proofErr w:type="spellEnd"/>
+            <w:r>
+              <w:t>}</w:t>
             </w:r>
           </w:p>
         </w:tc>
@@ -2300,14 +2912,397 @@
       </w:tr>
     </w:tbl>
     <w:p/>
+    <w:p/>
+    <w:p/>
+    <w:p>
+      <w:r>
+        <w:t>I used the following sources to assist with the table above.</w:t>
+      </w:r>
+    </w:p>
+    <w:p/>
+    <w:sdt>
+      <w:sdtPr>
+        <w:id w:val="2028602664"/>
+        <w:docPartObj>
+          <w:docPartGallery w:val="Bibliographies"/>
+          <w:docPartUnique/>
+        </w:docPartObj>
+      </w:sdtPr>
+      <w:sdtEndPr>
+        <w:rPr>
+          <w:rFonts w:asciiTheme="minorHAnsi" w:eastAsiaTheme="minorHAnsi" w:hAnsiTheme="minorHAnsi" w:cstheme="minorBidi"/>
+          <w:color w:val="auto"/>
+          <w:sz w:val="22"/>
+          <w:szCs w:val="22"/>
+        </w:rPr>
+      </w:sdtEndPr>
+      <w:sdtContent>
+        <w:p>
+          <w:pPr>
+            <w:pStyle w:val="Heading1"/>
+          </w:pPr>
+          <w:r>
+            <w:t>References</w:t>
+          </w:r>
+        </w:p>
+        <w:sdt>
+          <w:sdtPr>
+            <w:id w:val="-573587230"/>
+            <w:bibliography/>
+          </w:sdtPr>
+          <w:sdtContent>
+            <w:p>
+              <w:pPr>
+                <w:pStyle w:val="Bibliography"/>
+                <w:rPr>
+                  <w:noProof/>
+                  <w:kern w:val="0"/>
+                  <w:sz w:val="24"/>
+                  <w:szCs w:val="24"/>
+                  <w14:ligatures w14:val="none"/>
+                </w:rPr>
+              </w:pPr>
+              <w:r>
+                <w:fldChar w:fldCharType="begin"/>
+              </w:r>
+              <w:r>
+                <w:instrText xml:space="preserve"> BIBLIOGRAPHY </w:instrText>
+              </w:r>
+              <w:r>
+                <w:fldChar w:fldCharType="separate"/>
+              </w:r>
+              <w:r>
+                <w:rPr>
+                  <w:noProof/>
+                </w:rPr>
+                <w:t xml:space="preserve">Geeksforgeeks, 2026. </w:t>
+              </w:r>
+              <w:r>
+                <w:rPr>
+                  <w:i/>
+                  <w:iCs/>
+                  <w:noProof/>
+                </w:rPr>
+                <w:t xml:space="preserve">REST API Introduction. </w:t>
+              </w:r>
+              <w:r>
+                <w:rPr>
+                  <w:noProof/>
+                </w:rPr>
+                <w:t xml:space="preserve">[Online] </w:t>
+              </w:r>
+              <w:r>
+                <w:rPr>
+                  <w:noProof/>
+                </w:rPr>
+                <w:br/>
+                <w:t xml:space="preserve">Available at: </w:t>
+              </w:r>
+              <w:r>
+                <w:rPr>
+                  <w:noProof/>
+                  <w:u w:val="single"/>
+                </w:rPr>
+                <w:t>https://www.geeksforgeeks.org/node-js/rest-api-introduction/</w:t>
+              </w:r>
+              <w:r>
+                <w:rPr>
+                  <w:noProof/>
+                </w:rPr>
+                <w:br/>
+                <w:t>[Accessed 2 September 2026].</w:t>
+              </w:r>
+            </w:p>
+            <w:p>
+              <w:pPr>
+                <w:pStyle w:val="Bibliography"/>
+                <w:rPr>
+                  <w:noProof/>
+                </w:rPr>
+              </w:pPr>
+              <w:r>
+                <w:rPr>
+                  <w:noProof/>
+                </w:rPr>
+                <w:t xml:space="preserve">MDN, n.d. </w:t>
+              </w:r>
+              <w:r>
+                <w:rPr>
+                  <w:i/>
+                  <w:iCs/>
+                  <w:noProof/>
+                </w:rPr>
+                <w:t xml:space="preserve">HTTP response status codes. </w:t>
+              </w:r>
+              <w:r>
+                <w:rPr>
+                  <w:noProof/>
+                </w:rPr>
+                <w:t xml:space="preserve">[Online] </w:t>
+              </w:r>
+              <w:r>
+                <w:rPr>
+                  <w:noProof/>
+                </w:rPr>
+                <w:br/>
+                <w:t xml:space="preserve">Available at: </w:t>
+              </w:r>
+              <w:r>
+                <w:rPr>
+                  <w:noProof/>
+                  <w:u w:val="single"/>
+                </w:rPr>
+                <w:t>https://developer.mozilla.org/en-US/docs/Web/HTTP/Reference/Status</w:t>
+              </w:r>
+              <w:r>
+                <w:rPr>
+                  <w:noProof/>
+                </w:rPr>
+                <w:br/>
+                <w:t>[Accessed 4 September 2026].</w:t>
+              </w:r>
+            </w:p>
+            <w:p>
+              <w:pPr>
+                <w:pStyle w:val="Bibliography"/>
+                <w:rPr>
+                  <w:noProof/>
+                </w:rPr>
+              </w:pPr>
+              <w:r>
+                <w:rPr>
+                  <w:noProof/>
+                </w:rPr>
+                <w:t xml:space="preserve">Microsoft, n.d. </w:t>
+              </w:r>
+              <w:r>
+                <w:rPr>
+                  <w:i/>
+                  <w:iCs/>
+                  <w:noProof/>
+                </w:rPr>
+                <w:t xml:space="preserve">Best practices for RESTful web API design. </w:t>
+              </w:r>
+              <w:r>
+                <w:rPr>
+                  <w:noProof/>
+                </w:rPr>
+                <w:t xml:space="preserve">[Online] </w:t>
+              </w:r>
+              <w:r>
+                <w:rPr>
+                  <w:noProof/>
+                </w:rPr>
+                <w:br/>
+                <w:t xml:space="preserve">Available at: </w:t>
+              </w:r>
+              <w:r>
+                <w:rPr>
+                  <w:noProof/>
+                  <w:u w:val="single"/>
+                </w:rPr>
+                <w:t>https://learn.microsoft.com/en-us/azure/architecture/best-practices/api-design</w:t>
+              </w:r>
+              <w:r>
+                <w:rPr>
+                  <w:noProof/>
+                </w:rPr>
+                <w:br/>
+                <w:t>[Accessed 2 September 2026].</w:t>
+              </w:r>
+            </w:p>
+            <w:p>
+              <w:r>
+                <w:rPr>
+                  <w:b/>
+                  <w:bCs/>
+                  <w:noProof/>
+                </w:rPr>
+                <w:fldChar w:fldCharType="end"/>
+              </w:r>
+            </w:p>
+          </w:sdtContent>
+        </w:sdt>
+      </w:sdtContent>
+    </w:sdt>
+    <w:p/>
+    <w:p>
+      <w:r>
+        <w:br w:type="page"/>
+      </w:r>
+    </w:p>
+    <w:p>
+      <w:sdt>
+        <w:sdtPr>
+          <w:id w:val="-696690192"/>
+          <w:citation/>
+        </w:sdtPr>
+        <w:sdtContent>
+          <w:r>
+            <w:fldChar w:fldCharType="begin"/>
+          </w:r>
+          <w:r>
+            <w:instrText xml:space="preserve"> CITATION Gee26 \l 7177 </w:instrText>
+          </w:r>
+          <w:r>
+            <w:fldChar w:fldCharType="separate"/>
+          </w:r>
+          <w:r>
+            <w:rPr>
+              <w:noProof/>
+            </w:rPr>
+            <w:t>(Geeksforgeeks, 2026)</w:t>
+          </w:r>
+          <w:r>
+            <w:fldChar w:fldCharType="end"/>
+          </w:r>
+        </w:sdtContent>
+      </w:sdt>
+      <w:sdt>
+        <w:sdtPr>
+          <w:id w:val="-1244253012"/>
+          <w:citation/>
+        </w:sdtPr>
+        <w:sdtContent>
+          <w:r>
+            <w:fldChar w:fldCharType="begin"/>
+          </w:r>
+          <w:r>
+            <w:instrText xml:space="preserve"> CITATION Mic26 \l 7177 </w:instrText>
+          </w:r>
+          <w:r>
+            <w:fldChar w:fldCharType="separate"/>
+          </w:r>
+          <w:r>
+            <w:rPr>
+              <w:noProof/>
+            </w:rPr>
+            <w:t xml:space="preserve"> </w:t>
+          </w:r>
+          <w:r>
+            <w:rPr>
+              <w:noProof/>
+            </w:rPr>
+            <w:t>(Microsoft, n.d.)</w:t>
+          </w:r>
+          <w:r>
+            <w:fldChar w:fldCharType="end"/>
+          </w:r>
+        </w:sdtContent>
+      </w:sdt>
+      <w:sdt>
+        <w:sdtPr>
+          <w:id w:val="2078868383"/>
+          <w:citation/>
+        </w:sdtPr>
+        <w:sdtContent>
+          <w:r>
+            <w:fldChar w:fldCharType="begin"/>
+          </w:r>
+          <w:r>
+            <w:instrText xml:space="preserve">CITATION 26Se \l 7177 </w:instrText>
+          </w:r>
+          <w:r>
+            <w:fldChar w:fldCharType="separate"/>
+          </w:r>
+          <w:r>
+            <w:rPr>
+              <w:noProof/>
+            </w:rPr>
+            <w:t xml:space="preserve"> </w:t>
+          </w:r>
+          <w:r>
+            <w:rPr>
+              <w:noProof/>
+            </w:rPr>
+            <w:t>(MDN, n.d.)</w:t>
+          </w:r>
+          <w:r>
+            <w:fldChar w:fldCharType="end"/>
+          </w:r>
+        </w:sdtContent>
+      </w:sdt>
+    </w:p>
     <w:sectPr>
+      <w:headerReference w:type="default" r:id="rId7"/>
       <w:pgSz w:w="11906" w:h="16838"/>
-      <w:pgMar w:top="1440" w:right="1440" w:bottom="1440" w:left="1440" w:header="708" w:footer="708" w:gutter="0"/>
+      <w:pgMar w:top="1440" w:right="1440" w:bottom="1440" w:left="1440" w:header="709" w:footer="709" w:gutter="0"/>
       <w:cols w:space="708"/>
       <w:docGrid w:linePitch="360"/>
     </w:sectPr>
   </w:body>
 </w:document>
+</file>
+
+<file path=word/endnotes.xml><?xml version="1.0" encoding="utf-8"?>
+<w:endnotes xmlns:wpc="http://schemas.microsoft.com/office/word/2010/wordprocessingCanvas" xmlns:cx="http://schemas.microsoft.com/office/drawing/2014/chartex" xmlns:cx1="http://schemas.microsoft.com/office/drawing/2015/9/8/chartex" xmlns:cx2="http://schemas.microsoft.com/office/drawing/2015/10/21/chartex" xmlns:cx3="http://schemas.microsoft.com/office/drawing/2016/5/9/chartex" xmlns:cx4="http://schemas.microsoft.com/office/drawing/2016/5/10/chartex" xmlns:cx5="http://schemas.microsoft.com/office/drawing/2016/5/11/chartex" xmlns:cx6="http://schemas.microsoft.com/office/drawing/2016/5/12/chartex" xmlns:cx7="http://schemas.microsoft.com/office/drawing/2016/5/13/chartex" xmlns:cx8="http://schemas.microsoft.com/office/drawing/2016/5/14/chartex" xmlns:mc="http://schemas.openxmlformats.org/markup-compatibility/2006" xmlns:aink="http://schemas.microsoft.com/office/drawing/2016/ink" xmlns:am3d="http://schemas.microsoft.com/office/drawing/2017/model3d" xmlns:o="urn:schemas-microsoft-com:office:office" xmlns:oel="http://schemas.microsoft.com/office/2019/extlst" xmlns:r="http://schemas.openxmlformats.org/officeDocument/2006/relationships" xmlns:m="http://schemas.openxmlformats.org/officeDocument/2006/math" xmlns:v="urn:schemas-microsoft-com:vml" xmlns:wp14="http://schemas.microsoft.com/office/word/2010/wordprocessingDrawing" xmlns:wp="http://schemas.openxmlformats.org/drawingml/2006/wordprocessingDrawing" xmlns:w10="urn:schemas-microsoft-com:office:word" xmlns:w="http://schemas.openxmlformats.org/wordprocessingml/2006/main" xmlns:w14="http://schemas.microsoft.com/office/word/2010/wordml" xmlns:w15="http://schemas.microsoft.com/office/word/2012/wordml" xmlns:w16cex="http://schemas.microsoft.com/office/word/2018/wordml/cex" xmlns:w16cid="http://schemas.microsoft.com/office/word/2016/wordml/cid" xmlns:w16="http://schemas.microsoft.com/office/word/2018/wordml" xmlns:w16du="http://schemas.microsoft.com/office/word/2023/wordml/word16du" xmlns:w16sdtdh="http://schemas.microsoft.com/office/word/2020/wordml/sdtdatahash" xmlns:w16sdtfl="http://schemas.microsoft.com/office/word/2024/wordml/sdtformatlock" xmlns:w16se="http://schemas.microsoft.com/office/word/2015/wordml/symex" xmlns:wpg="http://schemas.microsoft.com/office/word/2010/wordprocessingGroup" xmlns:wpi="http://schemas.microsoft.com/office/word/2010/wordprocessingInk" xmlns:wne="http://schemas.microsoft.com/office/word/2006/wordml" xmlns:wps="http://schemas.microsoft.com/office/word/2010/wordprocessingShape" mc:Ignorable="w14 w15 w16se w16cid w16 w16cex w16sdtdh w16sdtfl w16du wp14">
+  <w:endnote w:type="separator" w:id="-1">
+    <w:p>
+      <w:pPr>
+        <w:spacing w:after="0" w:line="240" w:lineRule="auto"/>
+      </w:pPr>
+      <w:r>
+        <w:separator/>
+      </w:r>
+    </w:p>
+  </w:endnote>
+  <w:endnote w:type="continuationSeparator" w:id="0">
+    <w:p>
+      <w:pPr>
+        <w:spacing w:after="0" w:line="240" w:lineRule="auto"/>
+      </w:pPr>
+      <w:r>
+        <w:continuationSeparator/>
+      </w:r>
+    </w:p>
+  </w:endnote>
+</w:endnotes>
+</file>
+
+<file path=word/footnotes.xml><?xml version="1.0" encoding="utf-8"?>
+<w:footnotes xmlns:wpc="http://schemas.microsoft.com/office/word/2010/wordprocessingCanvas" xmlns:cx="http://schemas.microsoft.com/office/drawing/2014/chartex" xmlns:cx1="http://schemas.microsoft.com/office/drawing/2015/9/8/chartex" xmlns:cx2="http://schemas.microsoft.com/office/drawing/2015/10/21/chartex" xmlns:cx3="http://schemas.microsoft.com/office/drawing/2016/5/9/chartex" xmlns:cx4="http://schemas.microsoft.com/office/drawing/2016/5/10/chartex" xmlns:cx5="http://schemas.microsoft.com/office/drawing/2016/5/11/chartex" xmlns:cx6="http://schemas.microsoft.com/office/drawing/2016/5/12/chartex" xmlns:cx7="http://schemas.microsoft.com/office/drawing/2016/5/13/chartex" xmlns:cx8="http://schemas.microsoft.com/office/drawing/2016/5/14/chartex" xmlns:mc="http://schemas.openxmlformats.org/markup-compatibility/2006" xmlns:aink="http://schemas.microsoft.com/office/drawing/2016/ink" xmlns:am3d="http://schemas.microsoft.com/office/drawing/2017/model3d" xmlns:o="urn:schemas-microsoft-com:office:office" xmlns:oel="http://schemas.microsoft.com/office/2019/extlst" xmlns:r="http://schemas.openxmlformats.org/officeDocument/2006/relationships" xmlns:m="http://schemas.openxmlformats.org/officeDocument/2006/math" xmlns:v="urn:schemas-microsoft-com:vml" xmlns:wp14="http://schemas.microsoft.com/office/word/2010/wordprocessingDrawing" xmlns:wp="http://schemas.openxmlformats.org/drawingml/2006/wordprocessingDrawing" xmlns:w10="urn:schemas-microsoft-com:office:word" xmlns:w="http://schemas.openxmlformats.org/wordprocessingml/2006/main" xmlns:w14="http://schemas.microsoft.com/office/word/2010/wordml" xmlns:w15="http://schemas.microsoft.com/office/word/2012/wordml" xmlns:w16cex="http://schemas.microsoft.com/office/word/2018/wordml/cex" xmlns:w16cid="http://schemas.microsoft.com/office/word/2016/wordml/cid" xmlns:w16="http://schemas.microsoft.com/office/word/2018/wordml" xmlns:w16du="http://schemas.microsoft.com/office/word/2023/wordml/word16du" xmlns:w16sdtdh="http://schemas.microsoft.com/office/word/2020/wordml/sdtdatahash" xmlns:w16sdtfl="http://schemas.microsoft.com/office/word/2024/wordml/sdtformatlock" xmlns:w16se="http://schemas.microsoft.com/office/word/2015/wordml/symex" xmlns:wpg="http://schemas.microsoft.com/office/word/2010/wordprocessingGroup" xmlns:wpi="http://schemas.microsoft.com/office/word/2010/wordprocessingInk" xmlns:wne="http://schemas.microsoft.com/office/word/2006/wordml" xmlns:wps="http://schemas.microsoft.com/office/word/2010/wordprocessingShape" mc:Ignorable="w14 w15 w16se w16cid w16 w16cex w16sdtdh w16sdtfl w16du wp14">
+  <w:footnote w:type="separator" w:id="-1">
+    <w:p>
+      <w:pPr>
+        <w:spacing w:after="0" w:line="240" w:lineRule="auto"/>
+      </w:pPr>
+      <w:r>
+        <w:separator/>
+      </w:r>
+    </w:p>
+  </w:footnote>
+  <w:footnote w:type="continuationSeparator" w:id="0">
+    <w:p>
+      <w:pPr>
+        <w:spacing w:after="0" w:line="240" w:lineRule="auto"/>
+      </w:pPr>
+      <w:r>
+        <w:continuationSeparator/>
+      </w:r>
+    </w:p>
+  </w:footnote>
+</w:footnotes>
+</file>
+
+<file path=word/header1.xml><?xml version="1.0" encoding="utf-8"?>
+<w:hdr xmlns:wpc="http://schemas.microsoft.com/office/word/2010/wordprocessingCanvas" xmlns:cx="http://schemas.microsoft.com/office/drawing/2014/chartex" xmlns:cx1="http://schemas.microsoft.com/office/drawing/2015/9/8/chartex" xmlns:cx2="http://schemas.microsoft.com/office/drawing/2015/10/21/chartex" xmlns:cx3="http://schemas.microsoft.com/office/drawing/2016/5/9/chartex" xmlns:cx4="http://schemas.microsoft.com/office/drawing/2016/5/10/chartex" xmlns:cx5="http://schemas.microsoft.com/office/drawing/2016/5/11/chartex" xmlns:cx6="http://schemas.microsoft.com/office/drawing/2016/5/12/chartex" xmlns:cx7="http://schemas.microsoft.com/office/drawing/2016/5/13/chartex" xmlns:cx8="http://schemas.microsoft.com/office/drawing/2016/5/14/chartex" xmlns:mc="http://schemas.openxmlformats.org/markup-compatibility/2006" xmlns:aink="http://schemas.microsoft.com/office/drawing/2016/ink" xmlns:am3d="http://schemas.microsoft.com/office/drawing/2017/model3d" xmlns:o="urn:schemas-microsoft-com:office:office" xmlns:oel="http://schemas.microsoft.com/office/2019/extlst" xmlns:r="http://schemas.openxmlformats.org/officeDocument/2006/relationships" xmlns:m="http://schemas.openxmlformats.org/officeDocument/2006/math" xmlns:v="urn:schemas-microsoft-com:vml" xmlns:wp14="http://schemas.microsoft.com/office/word/2010/wordprocessingDrawing" xmlns:wp="http://schemas.openxmlformats.org/drawingml/2006/wordprocessingDrawing" xmlns:w10="urn:schemas-microsoft-com:office:word" xmlns:w="http://schemas.openxmlformats.org/wordprocessingml/2006/main" xmlns:w14="http://schemas.microsoft.com/office/word/2010/wordml" xmlns:w15="http://schemas.microsoft.com/office/word/2012/wordml" xmlns:w16cex="http://schemas.microsoft.com/office/word/2018/wordml/cex" xmlns:w16cid="http://schemas.microsoft.com/office/word/2016/wordml/cid" xmlns:w16="http://schemas.microsoft.com/office/word/2018/wordml" xmlns:w16du="http://schemas.microsoft.com/office/word/2023/wordml/word16du" xmlns:w16sdtdh="http://schemas.microsoft.com/office/word/2020/wordml/sdtdatahash" xmlns:w16sdtfl="http://schemas.microsoft.com/office/word/2024/wordml/sdtformatlock" xmlns:w16se="http://schemas.microsoft.com/office/word/2015/wordml/symex" xmlns:wpg="http://schemas.microsoft.com/office/word/2010/wordprocessingGroup" xmlns:wpi="http://schemas.microsoft.com/office/word/2010/wordprocessingInk" xmlns:wne="http://schemas.microsoft.com/office/word/2006/wordml" xmlns:wps="http://schemas.microsoft.com/office/word/2010/wordprocessingShape" mc:Ignorable="w14 w15 w16se w16cid w16 w16cex w16sdtdh w16sdtfl w16du wp14">
+  <w:p>
+    <w:pPr>
+      <w:pStyle w:val="Header"/>
+      <w:rPr>
+        <w:b/>
+        <w:bCs/>
+      </w:rPr>
+    </w:pPr>
+    <w:r>
+      <w:rPr>
+        <w:b/>
+        <w:bCs/>
+      </w:rPr>
+      <w:t>ST10443304 Tatenda Mucheki</w:t>
+    </w:r>
+  </w:p>
+</w:hdr>
 </file>
 
 <file path=word/styles.xml><?xml version="1.0" encoding="utf-8"?>
@@ -2913,6 +3908,7 @@
   <w:style w:type="character" w:default="1" w:styleId="DefaultParagraphFont">
     <w:name w:val="Default Paragraph Font"/>
     <w:uiPriority w:val="1"/>
+    <w:semiHidden/>
     <w:unhideWhenUsed/>
   </w:style>
   <w:style w:type="table" w:default="1" w:styleId="TableNormal">
@@ -3226,6 +4222,58 @@
       <w:spacing w:val="5"/>
     </w:rPr>
   </w:style>
+  <w:style w:type="paragraph" w:styleId="Header">
+    <w:name w:val="header"/>
+    <w:basedOn w:val="Normal"/>
+    <w:link w:val="HeaderChar"/>
+    <w:uiPriority w:val="99"/>
+    <w:unhideWhenUsed/>
+    <w:rsid w:val="00C1168E"/>
+    <w:pPr>
+      <w:tabs>
+        <w:tab w:val="center" w:pos="4513"/>
+        <w:tab w:val="right" w:pos="9026"/>
+      </w:tabs>
+      <w:spacing w:after="0" w:line="240" w:lineRule="auto"/>
+    </w:pPr>
+  </w:style>
+  <w:style w:type="character" w:customStyle="1" w:styleId="HeaderChar">
+    <w:name w:val="Header Char"/>
+    <w:basedOn w:val="DefaultParagraphFont"/>
+    <w:link w:val="Header"/>
+    <w:uiPriority w:val="99"/>
+    <w:rsid w:val="00C1168E"/>
+  </w:style>
+  <w:style w:type="paragraph" w:styleId="Footer">
+    <w:name w:val="footer"/>
+    <w:basedOn w:val="Normal"/>
+    <w:link w:val="FooterChar"/>
+    <w:uiPriority w:val="99"/>
+    <w:unhideWhenUsed/>
+    <w:rsid w:val="00C1168E"/>
+    <w:pPr>
+      <w:tabs>
+        <w:tab w:val="center" w:pos="4513"/>
+        <w:tab w:val="right" w:pos="9026"/>
+      </w:tabs>
+      <w:spacing w:after="0" w:line="240" w:lineRule="auto"/>
+    </w:pPr>
+  </w:style>
+  <w:style w:type="character" w:customStyle="1" w:styleId="FooterChar">
+    <w:name w:val="Footer Char"/>
+    <w:basedOn w:val="DefaultParagraphFont"/>
+    <w:link w:val="Footer"/>
+    <w:uiPriority w:val="99"/>
+    <w:rsid w:val="00C1168E"/>
+  </w:style>
+  <w:style w:type="paragraph" w:styleId="Bibliography">
+    <w:name w:val="Bibliography"/>
+    <w:basedOn w:val="Normal"/>
+    <w:next w:val="Normal"/>
+    <w:uiPriority w:val="37"/>
+    <w:unhideWhenUsed/>
+    <w:rsid w:val="00BE0538"/>
+  </w:style>
 </w:styles>
 </file>
 
@@ -3522,4 +4570,66 @@
     </a:ext>
   </a:extLst>
 </a:theme>
+</file>
+
+<file path=customXml/item1.xml><?xml version="1.0" encoding="utf-8"?>
+<b:Sources xmlns:b="http://schemas.openxmlformats.org/officeDocument/2006/bibliography" xmlns="http://schemas.openxmlformats.org/officeDocument/2006/bibliography" SelectedStyle="\HarvardAnglia2008OfficeOnline.xsl" StyleName="Harvard - Anglia" Version="2008">
+  <b:Source>
+    <b:Tag>Gee26</b:Tag>
+    <b:SourceType>InternetSite</b:SourceType>
+    <b:Guid>{3708941F-963E-42BF-A0F5-74873CC884FE}</b:Guid>
+    <b:Author>
+      <b:Author>
+        <b:Corporate>Geeksforgeeks</b:Corporate>
+      </b:Author>
+    </b:Author>
+    <b:Title>REST API Introduction</b:Title>
+    <b:Year>2026</b:Year>
+    <b:YearAccessed>2026</b:YearAccessed>
+    <b:MonthAccessed>September</b:MonthAccessed>
+    <b:DayAccessed>2</b:DayAccessed>
+    <b:URL>https://www.geeksforgeeks.org/node-js/rest-api-introduction/</b:URL>
+    <b:RefOrder>1</b:RefOrder>
+  </b:Source>
+  <b:Source>
+    <b:Tag>Mic26</b:Tag>
+    <b:SourceType>InternetSite</b:SourceType>
+    <b:Guid>{A6E91003-44B9-4CDA-8B0D-22FC3BFC53DF}</b:Guid>
+    <b:Author>
+      <b:Author>
+        <b:Corporate>Microsoft</b:Corporate>
+      </b:Author>
+    </b:Author>
+    <b:Title>Best practices for RESTful web API design</b:Title>
+    <b:YearAccessed>2026</b:YearAccessed>
+    <b:MonthAccessed>September</b:MonthAccessed>
+    <b:DayAccessed>2</b:DayAccessed>
+    <b:URL>https://learn.microsoft.com/en-us/azure/architecture/best-practices/api-design</b:URL>
+    <b:RefOrder>2</b:RefOrder>
+  </b:Source>
+  <b:Source>
+    <b:Tag>26Se</b:Tag>
+    <b:SourceType>InternetSite</b:SourceType>
+    <b:Guid>{188EB561-336C-4726-8EA9-81F8567CA49C}</b:Guid>
+    <b:YearAccessed>2026</b:YearAccessed>
+    <b:MonthAccessed>September</b:MonthAccessed>
+    <b:URL>https://developer.mozilla.org/en-US/docs/Web/HTTP/Reference/Status</b:URL>
+    <b:Author>
+      <b:Author>
+        <b:Corporate>MDN</b:Corporate>
+      </b:Author>
+    </b:Author>
+    <b:Title>HTTP response status codes</b:Title>
+    <b:DayAccessed>4</b:DayAccessed>
+    <b:RefOrder>3</b:RefOrder>
+  </b:Source>
+</b:Sources>
+</file>
+
+<file path=customXml/itemProps1.xml><?xml version="1.0" encoding="utf-8"?>
+<ds:datastoreItem xmlns:ds="http://schemas.openxmlformats.org/officeDocument/2006/customXml" ds:itemID="{1D4C69E7-203B-4AE8-807B-EE0EB7D842DB}">
+  <ds:schemaRefs>
+    <ds:schemaRef ds:uri="http://schemas.openxmlformats.org/officeDocument/2006/bibliography"/>
+  </ds:schemaRefs>
+</ds:datastoreItem>
 </file>